--- a/Rapid Cortex Internal Docs/Sales_Marketing/RapidCortex Business Plan.docx
+++ b/Rapid Cortex Internal Docs/Sales_Marketing/RapidCortex Business Plan.docx
@@ -4262,7 +4262,7 @@
         <w:rPr>
           <w:color w:val="000000" w:themeColor="text1"/>
         </w:rPr>
-        <w:t>Unlike legacy vendors offering expensive system replacements, Rapid Cortex provides an overlay architecture that integrates</w:t>
+        <w:t>Unlike legacy vendors offering expensive system replacements, NexCort iQ provides an overlay architecture that integrates</w:t>
       </w:r>
       <w:r>
         <w:rPr>
@@ -8756,7 +8756,7 @@
         <w:rPr>
           <w:color w:val="000000" w:themeColor="text1"/>
         </w:rPr>
-        <w:t>Rapid Cortex is a cloud-native intelligence platform that integrates with existing 911 and CAD systems through standardized</w:t>
+        <w:t>NexCort iQ is a cloud-native intelligence platform that integrates with existing 911 and CAD systems through standardized</w:t>
       </w:r>
       <w:r>
         <w:rPr>
@@ -10916,7 +10916,7 @@
         <w:rPr>
           <w:color w:val="000000" w:themeColor="text1"/>
         </w:rPr>
-        <w:t>Deep integration with existing CAD systems ensures Rapid Cortex data flows seamlessly into established workflows.</w:t>
+        <w:t>Deep integration with existing CAD systems ensures NexCort iQ data flows seamlessly into established workflows.</w:t>
       </w:r>
       <w:r>
         <w:rPr>
@@ -11331,7 +11331,7 @@
         <w:rPr>
           <w:color w:val="000000" w:themeColor="text1"/>
         </w:rPr>
-        <w:t>Rapid Cortex. Creates ecosystem opportunities and accelerates feature velocity through partner contributions.</w:t>
+        <w:t>NexCort iQ. Creates ecosystem opportunities and accelerates feature velocity through partner contributions.</w:t>
       </w:r>
     </w:p>
     <w:p>
@@ -16946,7 +16946,7 @@
         <w:rPr>
           <w:color w:val="000000" w:themeColor="text1"/>
         </w:rPr>
-        <w:t>RC Lite API creates a platform, not just a product. Third-party developers extend functionality, accelerating innovation</w:t>
+        <w:t>NC Lite API creates a platform, not just a product. Third-party developers extend functionality, accelerating innovation</w:t>
       </w:r>
       <w:r>
         <w:rPr>
@@ -38792,7 +38792,7 @@
         <w:rPr>
           <w:color w:val="000000" w:themeColor="text1"/>
         </w:rPr>
-        <w:t>to initial customer traction, Rapid Cortex is positioned to capture early market share in a $12B+ industry undergoing forced modernization.</w:t>
+        <w:t>to initial customer traction, NexCort iQ is positioned to capture early market share in a $12B+ industry undergoing forced modernization.</w:t>
       </w:r>
     </w:p>
     <w:p>
